--- a/assets/templates/question-import-template.docx
+++ b/assets/templates/question-import-template.docx
@@ -68,7 +68,7 @@
           <w:szCs w:val="28"/>
           <w:rtl/>
         </w:rPr>
-        <w:t xml:space="preserve">درس اول: زنگ علوم</w:t>
+        <w:t xml:space="preserve">درس اول: زنگ علوم (ص ۱۰ تا ۱۹)</w:t>
       </w:r>
     </w:p>
     <w:p>
@@ -660,7 +660,7 @@
           <w:szCs w:val="22"/>
           <w:rtl/>
         </w:rPr>
-        <w:t xml:space="preserve">عنوان ۲ (Heading 2)  ←  نام درس، مثل: درس اول: زنگ علوم</w:t>
+        <w:t xml:space="preserve">عنوان ۲ (Heading 2)  ←  نام درس + شماره‌ی درس + صفحه‌های درس، مثل: درس اول: زنگ علوم (ص ۱۰ تا ۱۹)</w:t>
       </w:r>
     </w:p>
     <w:p>
@@ -680,6 +680,63 @@
           <w:rtl/>
         </w:rPr>
         <w:t xml:space="preserve">عنوان ۳ (Heading 3)  ←  مبحث (اختیاری)</w:t>
+      </w:r>
+    </w:p>
+    <w:p>
+      <w:pPr>
+        <w:shd w:fill="F3EFFA" w:color="auto" w:val="clear"/>
+        <w:bidi/>
+        <w:spacing w:after="0" w:line="320"/>
+        <w:ind w:left="200" w:right="200"/>
+      </w:pPr>
+      <w:r>
+        <w:rPr>
+          <w:rFonts w:ascii="Tahoma" w:cs="Tahoma" w:eastAsia="Tahoma" w:hAnsi="Tahoma"/>
+          <w:b/>
+          <w:bCs/>
+          <w:sz w:val="22"/>
+          <w:szCs w:val="22"/>
+          <w:rtl/>
+        </w:rPr>
+        <w:t xml:space="preserve">شماره‌ی درس و صفحه‌های کتاب را در همان عنوان ۲ بنویس: «درس ۲: نام درس (ص ۱۵ تا ۲۶)». برنامه شماره‌ی درس (۲) و محدوده‌ی صفحه (۱۵ تا ۲۶) را می‌خواند و روی همه‌ی سؤال‌های آن درس می‌گذارد؛ «درس دوم» هم قبول است.</w:t>
+      </w:r>
+    </w:p>
+    <w:p>
+      <w:pPr>
+        <w:shd w:fill="F3EFFA" w:color="auto" w:val="clear"/>
+        <w:bidi/>
+        <w:spacing w:after="0" w:line="320"/>
+        <w:ind w:left="200" w:right="200"/>
+      </w:pPr>
+      <w:r>
+        <w:rPr>
+          <w:rFonts w:ascii="Tahoma" w:cs="Tahoma" w:eastAsia="Tahoma" w:hAnsi="Tahoma"/>
+          <w:b/>
+          <w:bCs/>
+          <w:sz w:val="22"/>
+          <w:szCs w:val="22"/>
+          <w:rtl/>
+        </w:rPr>
+        <w:t xml:space="preserve">صفحه‌ی یک مبحث: در عنوان ۳ بنویس «مبحث … (ص ۲۰ تا ۲۲)». صفحه‌ی یک سؤال: در انتهای خط سؤال بنویس [ص ۱۸] یا [ص ۱۸-۲۰]. این‌ها بر محدوده‌ی درس مقدم‌اند.</w:t>
+      </w:r>
+    </w:p>
+    <w:p>
+      <w:pPr>
+        <w:shd w:fill="F3EFFA" w:color="auto" w:val="clear"/>
+        <w:bidi/>
+        <w:spacing w:after="0" w:line="320"/>
+        <w:ind w:left="200" w:right="200"/>
+      </w:pPr>
+      <w:r>
+        <w:rPr>
+          <w:rFonts w:ascii="Tahoma" w:cs="Tahoma" w:eastAsia="Tahoma" w:hAnsi="Tahoma"/>
+          <w:b/>
+          <w:bCs/>
+          <w:sz w:val="22"/>
+          <w:szCs w:val="22"/>
+          <w:rtl/>
+        </w:rPr>
+        <w:t xml:space="preserve">بارم لازم نیست: ارزشیابی دوره‌ی ابتدایی توصیفی است و برنامه نمره یا بارم سؤال را دریافت و نمایش نمی‌دهد.</w:t>
       </w:r>
     </w:p>
     <w:p>
